--- a/docs/presentation_checklist.docx
+++ b/docs/presentation_checklist.docx
@@ -74,6 +74,13 @@
         </w:rPr>
         <w:t>Number slides, and black text on white background is usually best</w:t>
       </w:r>
+      <w:r>
+        <w:rPr>
+          <w:sz w:val="24"/>
+          <w:szCs w:val="24"/>
+        </w:rPr>
+        <w:t>.</w:t>
+      </w:r>
     </w:p>
     <w:p>
       <w:pPr>
@@ -106,6 +113,7 @@
         <w:pStyle w:val="p2"/>
         <w:spacing w:line="360" w:lineRule="auto"/>
         <w:rPr>
+          <w:rFonts w:ascii="SimSun" w:eastAsia="SimSun" w:hAnsi="SimSun" w:cs="SimSun"/>
           <w:sz w:val="24"/>
           <w:szCs w:val="24"/>
         </w:rPr>
@@ -176,6 +184,28 @@
         </w:rPr>
         <w:t>?</w:t>
       </w:r>
+      <w:r>
+        <w:rPr>
+          <w:sz w:val="24"/>
+          <w:szCs w:val="24"/>
+        </w:rPr>
+        <w:t xml:space="preserve"> Including </w:t>
+      </w:r>
+      <w:r>
+        <w:rPr>
+          <w:sz w:val="24"/>
+          <w:szCs w:val="24"/>
+        </w:rPr>
+        <w:t>the research background and the problem to be solved</w:t>
+      </w:r>
+      <w:r>
+        <w:rPr>
+          <w:rFonts w:ascii="SimSun" w:eastAsia="SimSun" w:hAnsi="SimSun" w:cs="SimSun"/>
+          <w:sz w:val="24"/>
+          <w:szCs w:val="24"/>
+        </w:rPr>
+        <w:t>.</w:t>
+      </w:r>
     </w:p>
     <w:p>
       <w:pPr>
@@ -193,12 +223,18 @@
           <w:sz w:val="24"/>
           <w:szCs w:val="24"/>
         </w:rPr>
-        <w:t>❏</w:t>
-      </w:r>
-      <w:r>
-        <w:rPr>
-          <w:rStyle w:val="s1"/>
-          <w:rFonts w:hint="default"/>
+        <w:t xml:space="preserve">❏ </w:t>
+      </w:r>
+      <w:r>
+        <w:rPr>
+          <w:sz w:val="24"/>
+          <w:szCs w:val="24"/>
+        </w:rPr>
+        <w:t>Audience: Researchers in AI, computational neuroscience, brain science, and</w:t>
+      </w:r>
+      <w:r>
+        <w:rPr>
+          <w:rFonts w:hint="eastAsia"/>
           <w:sz w:val="24"/>
           <w:szCs w:val="24"/>
         </w:rPr>
@@ -209,29 +245,7 @@
           <w:sz w:val="24"/>
           <w:szCs w:val="24"/>
         </w:rPr>
-        <w:t>Audience: Researchers in AI, computational neuroscience, brain science, and</w:t>
-      </w:r>
-      <w:r>
-        <w:rPr>
-          <w:rFonts w:hint="eastAsia"/>
-          <w:sz w:val="24"/>
-          <w:szCs w:val="24"/>
-        </w:rPr>
-        <w:t xml:space="preserve"> </w:t>
-      </w:r>
-      <w:r>
-        <w:rPr>
-          <w:sz w:val="24"/>
-          <w:szCs w:val="24"/>
-        </w:rPr>
-        <w:t>robotics who seek to understand brain mechanisms, uncover the principles of intelligence, and apply them to robotics</w:t>
-      </w:r>
-      <w:r>
-        <w:rPr>
-          <w:sz w:val="24"/>
-          <w:szCs w:val="24"/>
-        </w:rPr>
-        <w:t>.</w:t>
+        <w:t>robotics who seek to understand brain mechanisms, uncover the principles of intelligence, and apply them to robotics.</w:t>
       </w:r>
     </w:p>
     <w:p>
